--- a/Salgsannonse_SaaS_Coupon_Spy.docx
+++ b/Salgsannonse_SaaS_Coupon_Spy.docx
@@ -9,23 +9,279 @@
       <w:r>
         <w:rPr>
           <w:b/>
-          <w:color w:val="0F172A"/>
-          <w:sz w:val="48"/>
+          <w:color w:val="269DD8"/>
+          <w:sz w:val="20"/>
         </w:rPr>
-        <w:t>SALGSPROSPEKT &amp; ANNONSE</w:t>
+        <w:t>AGENTURER.NO — SALGSANNONSE &amp; FORRETNINGSMULIGHET</w:t>
       </w:r>
     </w:p>
     <w:p>
       <w:pPr>
-        <w:spacing w:after="280"/>
+        <w:spacing w:after="80"/>
       </w:pPr>
       <w:r>
         <w:rPr>
           <w:b/>
-          <w:color w:val="D97706"/>
-          <w:sz w:val="28"/>
+          <w:color w:val="0F172A"/>
+          <w:sz w:val="40"/>
         </w:rPr>
-        <w:t>Nøkkelferdig AI &amp; SaaS Kupong-plattform [Turnkey Digital Forretning]</w:t>
+        <w:t>Unik mulighet: Selges – Komplett AI &amp; SaaS Kupong-utvidelse (SaaS Coupon Spy)</w:t>
+      </w:r>
+    </w:p>
+    <w:p>
+      <w:pPr>
+        <w:spacing w:after="240"/>
+      </w:pPr>
+      <w:r>
+        <w:rPr>
+          <w:color w:val="334155"/>
+          <w:sz w:val="24"/>
+        </w:rPr>
+        <w:t>Nøkkelferdig Chrome Extension og Edge API-hub med Gemini AI og automatisk affiliate-monetisering.</w:t>
+      </w:r>
+    </w:p>
+    <w:tbl>
+      <w:tblPr>
+        <w:tblW w:type="auto" w:w="0"/>
+        <w:jc w:val="center"/>
+        <w:tblLook w:firstColumn="1" w:firstRow="1" w:lastColumn="0" w:lastRow="0" w:noHBand="0" w:noVBand="1" w:val="04A0"/>
+      </w:tblPr>
+      <w:tblGrid>
+        <w:gridCol w:w="4680"/>
+        <w:gridCol w:w="4680"/>
+      </w:tblGrid>
+      <w:tr>
+        <w:tc>
+          <w:tcPr>
+            <w:tcW w:type="dxa" w:w="3168"/>
+            <w:shd w:fill="F1F5F9"/>
+            <w:tcMar>
+              <w:top w:w="60" w:type="dxa"/>
+              <w:bottom w:w="60" w:type="dxa"/>
+              <w:left w:w="100" w:type="dxa"/>
+              <w:right w:w="100" w:type="dxa"/>
+            </w:tcMar>
+          </w:tcPr>
+          <w:p>
+            <w:r>
+              <w:rPr>
+                <w:b/>
+                <w:sz w:val="19"/>
+              </w:rPr>
+              <w:t>Områder:</w:t>
+            </w:r>
+          </w:p>
+        </w:tc>
+        <w:tc>
+          <w:tcPr>
+            <w:tcW w:type="dxa" w:w="6192"/>
+            <w:shd w:fill="F8FAFC"/>
+            <w:tcMar>
+              <w:top w:w="60" w:type="dxa"/>
+              <w:bottom w:w="60" w:type="dxa"/>
+              <w:left w:w="100" w:type="dxa"/>
+              <w:right w:w="100" w:type="dxa"/>
+            </w:tcMar>
+          </w:tcPr>
+          <w:p>
+            <w:r>
+              <w:rPr>
+                <w:sz w:val="19"/>
+              </w:rPr>
+              <w:t>Globalt / Hele Norge / Jobb hjemmefra</w:t>
+            </w:r>
+          </w:p>
+        </w:tc>
+      </w:tr>
+      <w:tr>
+        <w:tc>
+          <w:tcPr>
+            <w:tcW w:type="dxa" w:w="3168"/>
+            <w:shd w:fill="F1F5F9"/>
+            <w:tcMar>
+              <w:top w:w="60" w:type="dxa"/>
+              <w:bottom w:w="60" w:type="dxa"/>
+              <w:left w:w="100" w:type="dxa"/>
+              <w:right w:w="100" w:type="dxa"/>
+            </w:tcMar>
+          </w:tcPr>
+          <w:p>
+            <w:r>
+              <w:rPr>
+                <w:b/>
+                <w:sz w:val="19"/>
+              </w:rPr>
+              <w:t>Selger til:</w:t>
+            </w:r>
+          </w:p>
+        </w:tc>
+        <w:tc>
+          <w:tcPr>
+            <w:tcW w:type="dxa" w:w="6192"/>
+            <w:shd w:fill="F8FAFC"/>
+            <w:tcMar>
+              <w:top w:w="60" w:type="dxa"/>
+              <w:bottom w:w="60" w:type="dxa"/>
+              <w:left w:w="100" w:type="dxa"/>
+              <w:right w:w="100" w:type="dxa"/>
+            </w:tcMar>
+          </w:tcPr>
+          <w:p>
+            <w:r>
+              <w:rPr>
+                <w:sz w:val="19"/>
+              </w:rPr>
+              <w:t>B2B &amp; B2C digitale kjøpere, utviklere, skapere og bedrifter</w:t>
+            </w:r>
+          </w:p>
+        </w:tc>
+      </w:tr>
+      <w:tr>
+        <w:tc>
+          <w:tcPr>
+            <w:tcW w:type="dxa" w:w="3168"/>
+            <w:shd w:fill="F1F5F9"/>
+            <w:tcMar>
+              <w:top w:w="60" w:type="dxa"/>
+              <w:bottom w:w="60" w:type="dxa"/>
+              <w:left w:w="100" w:type="dxa"/>
+              <w:right w:w="100" w:type="dxa"/>
+            </w:tcMar>
+          </w:tcPr>
+          <w:p>
+            <w:r>
+              <w:rPr>
+                <w:b/>
+                <w:sz w:val="19"/>
+              </w:rPr>
+              <w:t>Type mulighet:</w:t>
+            </w:r>
+          </w:p>
+        </w:tc>
+        <w:tc>
+          <w:tcPr>
+            <w:tcW w:type="dxa" w:w="6192"/>
+            <w:shd w:fill="F8FAFC"/>
+            <w:tcMar>
+              <w:top w:w="60" w:type="dxa"/>
+              <w:bottom w:w="60" w:type="dxa"/>
+              <w:left w:w="100" w:type="dxa"/>
+              <w:right w:w="100" w:type="dxa"/>
+            </w:tcMar>
+          </w:tcPr>
+          <w:p>
+            <w:r>
+              <w:rPr>
+                <w:sz w:val="19"/>
+              </w:rPr>
+              <w:t>Selskap / Chrome Extension SaaS til salgs</w:t>
+            </w:r>
+          </w:p>
+        </w:tc>
+      </w:tr>
+      <w:tr>
+        <w:tc>
+          <w:tcPr>
+            <w:tcW w:type="dxa" w:w="3168"/>
+            <w:shd w:fill="F1F5F9"/>
+            <w:tcMar>
+              <w:top w:w="60" w:type="dxa"/>
+              <w:bottom w:w="60" w:type="dxa"/>
+              <w:left w:w="100" w:type="dxa"/>
+              <w:right w:w="100" w:type="dxa"/>
+            </w:tcMar>
+          </w:tcPr>
+          <w:p>
+            <w:r>
+              <w:rPr>
+                <w:b/>
+                <w:sz w:val="19"/>
+              </w:rPr>
+              <w:t>Betingelser:</w:t>
+            </w:r>
+          </w:p>
+        </w:tc>
+        <w:tc>
+          <w:tcPr>
+            <w:tcW w:type="dxa" w:w="6192"/>
+            <w:shd w:fill="F8FAFC"/>
+            <w:tcMar>
+              <w:top w:w="60" w:type="dxa"/>
+              <w:bottom w:w="60" w:type="dxa"/>
+              <w:left w:w="100" w:type="dxa"/>
+              <w:right w:w="100" w:type="dxa"/>
+            </w:tcMar>
+          </w:tcPr>
+          <w:p>
+            <w:r>
+              <w:rPr>
+                <w:sz w:val="19"/>
+              </w:rPr>
+              <w:t>Kjøpesum: Kr. 69 000,- NOK (Driftsavtale: Kr. 2 990,-/mnd)</w:t>
+            </w:r>
+          </w:p>
+        </w:tc>
+      </w:tr>
+      <w:tr>
+        <w:tc>
+          <w:tcPr>
+            <w:tcW w:type="dxa" w:w="3168"/>
+            <w:shd w:fill="F1F5F9"/>
+            <w:tcMar>
+              <w:top w:w="60" w:type="dxa"/>
+              <w:bottom w:w="60" w:type="dxa"/>
+              <w:left w:w="100" w:type="dxa"/>
+              <w:right w:w="100" w:type="dxa"/>
+            </w:tcMar>
+          </w:tcPr>
+          <w:p>
+            <w:r>
+              <w:rPr>
+                <w:b/>
+                <w:sz w:val="19"/>
+              </w:rPr>
+              <w:t>Salgskanaler:</w:t>
+            </w:r>
+          </w:p>
+        </w:tc>
+        <w:tc>
+          <w:tcPr>
+            <w:tcW w:type="dxa" w:w="6192"/>
+            <w:shd w:fill="F8FAFC"/>
+            <w:tcMar>
+              <w:top w:w="60" w:type="dxa"/>
+              <w:bottom w:w="60" w:type="dxa"/>
+              <w:left w:w="100" w:type="dxa"/>
+              <w:right w:w="100" w:type="dxa"/>
+            </w:tcMar>
+          </w:tcPr>
+          <w:p>
+            <w:r>
+              <w:rPr>
+                <w:sz w:val="19"/>
+              </w:rPr>
+              <w:t>Chrome Web Store, affiliate-nettverk, organisk søk</w:t>
+            </w:r>
+          </w:p>
+        </w:tc>
+      </w:tr>
+    </w:tbl>
+    <w:p>
+      <w:pPr>
+        <w:spacing w:after="160"/>
+      </w:pPr>
+    </w:p>
+    <w:p>
+      <w:pPr>
+        <w:spacing w:after="80" w:line="276" w:lineRule="auto"/>
+      </w:pPr>
+      <w:r>
+        <w:rPr>
+          <w:b w:val="0"/>
+          <w:color w:val="334155"/>
+          <w:sz w:val="21"/>
+        </w:rPr>
+        <w:t>Er du på jakt etter en skalerbar digital affiliate-maskin i det enorme SaaS- og AI-markedet? SaaS Coupon Spy er nå til salgs – en automatisert Chrome-utvidelse som fungerer som et «Honey» dedikert til programvare, AI-verktøy og webhotell.</w:t>
       </w:r>
     </w:p>
     <w:p>
@@ -38,7 +294,7 @@
           <w:color w:val="334155"/>
           <w:sz w:val="21"/>
         </w:rPr>
-        <w:t>Er du på jakt etter en skalerbar digital forretningsmodell med over 90 % fortjenestemargin og automatiserte gjentakende inntekter?</w:t>
+        <w:t>Hva er SaaS Coupon Spy?</w:t>
       </w:r>
     </w:p>
     <w:p>
@@ -51,20 +307,7 @@
           <w:color w:val="334155"/>
           <w:sz w:val="21"/>
         </w:rPr>
-        <w:t>Nå har du muligheten til å overta SaaS Coupon Spy – en ferdigutviklet, toppmoderne nettleserutvidelse (Chrome Extension) og skybasert Admin-portal. Plattformen fungerer som et «Honey» for det raskt voksende markedet innen AI-verktøy, webhotell og programvareabonnementer.</w:t>
-      </w:r>
-    </w:p>
-    <w:p>
-      <w:pPr>
-        <w:spacing w:after="80" w:line="276" w:lineRule="auto"/>
-      </w:pPr>
-      <w:r>
-        <w:rPr>
-          <w:b w:val="0"/>
-          <w:color w:val="334155"/>
-          <w:sz w:val="21"/>
-        </w:rPr>
-        <w:t>Når brukerne handler hos Canva, Hostinger, ElevenLabs, HeyGen, Cursor eller NordVPN, finner utvidelsen automatisk verifiserte rabattkoder på 2 sekunder – samtidig som den genererer høye affiliate-provisjoner ($35–$150 per salg + 20–50 % månedlig gjentakende inntekt) til eieren.</w:t>
+        <w:t>Når brukere er på betalingssiden til Canva, Hostinger, ElevenLabs, HeyGen, Cursor, Adobe eller NordVPN, finner og tester utvidelsen automatisk verifiserte rabattkoder på 2 sekunder. Samtidig aktiverer utvidelsen automatisk eierens affiliate-sporingslenker som genererer 20–50 % provisjon eller $35–$150 per salg.</w:t>
       </w:r>
     </w:p>
     <w:p>
@@ -75,236 +318,9 @@
         <w:rPr>
           <w:b/>
           <w:color w:val="0F172A"/>
-          <w:sz w:val="30"/>
+          <w:sz w:val="28"/>
         </w:rPr>
-        <w:t>Finansielle Betingelser &amp; Prissetting</w:t>
-      </w:r>
-    </w:p>
-    <w:tbl>
-      <w:tblPr>
-        <w:tblW w:type="auto" w:w="0"/>
-        <w:jc w:val="center"/>
-        <w:tblLook w:firstColumn="1" w:firstRow="1" w:lastColumn="0" w:lastRow="0" w:noHBand="0" w:noVBand="1" w:val="04A0"/>
-      </w:tblPr>
-      <w:tblGrid>
-        <w:gridCol w:w="3120"/>
-        <w:gridCol w:w="3120"/>
-        <w:gridCol w:w="3120"/>
-      </w:tblGrid>
-      <w:tr>
-        <w:tc>
-          <w:tcPr>
-            <w:tcW w:type="dxa" w:w="3120"/>
-            <w:shd w:fill="E2E8F0"/>
-            <w:tcMar>
-              <w:top w:w="80" w:type="dxa"/>
-              <w:bottom w:w="80" w:type="dxa"/>
-              <w:left w:w="120" w:type="dxa"/>
-              <w:right w:w="120" w:type="dxa"/>
-            </w:tcMar>
-          </w:tcPr>
-          <w:p>
-            <w:r>
-              <w:rPr>
-                <w:b/>
-                <w:color w:val="0F172A"/>
-                <w:sz w:val="19"/>
-              </w:rPr>
-              <w:t>Element</w:t>
-            </w:r>
-          </w:p>
-        </w:tc>
-        <w:tc>
-          <w:tcPr>
-            <w:tcW w:type="dxa" w:w="3120"/>
-            <w:shd w:fill="E2E8F0"/>
-            <w:tcMar>
-              <w:top w:w="80" w:type="dxa"/>
-              <w:bottom w:w="80" w:type="dxa"/>
-              <w:left w:w="120" w:type="dxa"/>
-              <w:right w:w="120" w:type="dxa"/>
-            </w:tcMar>
-          </w:tcPr>
-          <w:p>
-            <w:r>
-              <w:rPr>
-                <w:b/>
-                <w:color w:val="0F172A"/>
-                <w:sz w:val="19"/>
-              </w:rPr>
-              <w:t>Anbefalt Pris</w:t>
-            </w:r>
-          </w:p>
-        </w:tc>
-        <w:tc>
-          <w:tcPr>
-            <w:tcW w:type="dxa" w:w="3120"/>
-            <w:shd w:fill="E2E8F0"/>
-            <w:tcMar>
-              <w:top w:w="80" w:type="dxa"/>
-              <w:bottom w:w="80" w:type="dxa"/>
-              <w:left w:w="120" w:type="dxa"/>
-              <w:right w:w="120" w:type="dxa"/>
-            </w:tcMar>
-          </w:tcPr>
-          <w:p>
-            <w:r>
-              <w:rPr>
-                <w:b/>
-                <w:color w:val="0F172A"/>
-                <w:sz w:val="19"/>
-              </w:rPr>
-              <w:t>Hva Kjøper Får</w:t>
-            </w:r>
-          </w:p>
-        </w:tc>
-      </w:tr>
-      <w:tr>
-        <w:tc>
-          <w:tcPr>
-            <w:tcW w:type="dxa" w:w="3120"/>
-            <w:shd w:fill="FFFFFF"/>
-            <w:tcMar>
-              <w:top w:w="60" w:type="dxa"/>
-              <w:bottom w:w="60" w:type="dxa"/>
-              <w:left w:w="100" w:type="dxa"/>
-              <w:right w:w="100" w:type="dxa"/>
-            </w:tcMar>
-          </w:tcPr>
-          <w:p>
-            <w:r>
-              <w:rPr>
-                <w:b/>
-                <w:sz w:val="18"/>
-              </w:rPr>
-              <w:t>1. Kjøpesum for Virksomheten (Engangsbeløp)</w:t>
-            </w:r>
-          </w:p>
-        </w:tc>
-        <w:tc>
-          <w:tcPr>
-            <w:tcW w:type="dxa" w:w="3120"/>
-            <w:shd w:fill="FFFFFF"/>
-            <w:tcMar>
-              <w:top w:w="60" w:type="dxa"/>
-              <w:bottom w:w="60" w:type="dxa"/>
-              <w:left w:w="100" w:type="dxa"/>
-              <w:right w:w="100" w:type="dxa"/>
-            </w:tcMar>
-          </w:tcPr>
-          <w:p>
-            <w:r>
-              <w:rPr>
-                <w:b/>
-                <w:color w:val="D97706"/>
-                <w:sz w:val="18"/>
-              </w:rPr>
-              <w:t>kr 69 000,- NOK</w:t>
-              <w:br/>
-              <w:t>($6 900 USD)</w:t>
-            </w:r>
-          </w:p>
-        </w:tc>
-        <w:tc>
-          <w:tcPr>
-            <w:tcW w:type="dxa" w:w="3120"/>
-            <w:shd w:fill="FFFFFF"/>
-            <w:tcMar>
-              <w:top w:w="60" w:type="dxa"/>
-              <w:bottom w:w="60" w:type="dxa"/>
-              <w:left w:w="100" w:type="dxa"/>
-              <w:right w:w="100" w:type="dxa"/>
-            </w:tcMar>
-          </w:tcPr>
-          <w:p>
-            <w:r>
-              <w:rPr>
-                <w:sz w:val="18"/>
-              </w:rPr>
-              <w:t>100 % full eiendomsrett til Chrome Extension, Next.js Admin Hub, Gemini AI-motor, all kildekode, domener og 3-års forretningsplan.</w:t>
-            </w:r>
-          </w:p>
-        </w:tc>
-      </w:tr>
-      <w:tr>
-        <w:tc>
-          <w:tcPr>
-            <w:tcW w:type="dxa" w:w="3120"/>
-            <w:shd w:fill="F8FAFC"/>
-            <w:tcMar>
-              <w:top w:w="60" w:type="dxa"/>
-              <w:bottom w:w="60" w:type="dxa"/>
-              <w:left w:w="100" w:type="dxa"/>
-              <w:right w:w="100" w:type="dxa"/>
-            </w:tcMar>
-          </w:tcPr>
-          <w:p>
-            <w:r>
-              <w:rPr>
-                <w:b/>
-                <w:sz w:val="18"/>
-              </w:rPr>
-              <w:t>2. Månedlig Drifts- &amp; Supportavtale (SLA)</w:t>
-            </w:r>
-          </w:p>
-        </w:tc>
-        <w:tc>
-          <w:tcPr>
-            <w:tcW w:type="dxa" w:w="3120"/>
-            <w:shd w:fill="F8FAFC"/>
-            <w:tcMar>
-              <w:top w:w="60" w:type="dxa"/>
-              <w:bottom w:w="60" w:type="dxa"/>
-              <w:left w:w="100" w:type="dxa"/>
-              <w:right w:w="100" w:type="dxa"/>
-            </w:tcMar>
-          </w:tcPr>
-          <w:p>
-            <w:r>
-              <w:rPr>
-                <w:b/>
-                <w:color w:val="10B981"/>
-                <w:sz w:val="18"/>
-              </w:rPr>
-              <w:t>kr 2 990,- / mnd</w:t>
-              <w:br/>
-              <w:t>($290 USD/mnd)</w:t>
-            </w:r>
-          </w:p>
-        </w:tc>
-        <w:tc>
-          <w:tcPr>
-            <w:tcW w:type="dxa" w:w="3120"/>
-            <w:shd w:fill="F8FAFC"/>
-            <w:tcMar>
-              <w:top w:w="60" w:type="dxa"/>
-              <w:bottom w:w="60" w:type="dxa"/>
-              <w:left w:w="100" w:type="dxa"/>
-              <w:right w:w="100" w:type="dxa"/>
-            </w:tcMar>
-          </w:tcPr>
-          <w:p>
-            <w:r>
-              <w:rPr>
-                <w:sz w:val="18"/>
-              </w:rPr>
-              <w:t>Google Cloud Run hosting, Gemini AI API-kvoter, teknisk vedlikehold/feilretting, månedlig oppdatering av rabattkoder og prioritert support.</w:t>
-            </w:r>
-          </w:p>
-        </w:tc>
-      </w:tr>
-    </w:tbl>
-    <w:p>
-      <w:pPr>
-        <w:spacing w:before="280" w:after="80"/>
-      </w:pPr>
-      <w:r>
-        <w:rPr>
-          <w:b/>
-          <w:color w:val="0F172A"/>
-          <w:sz w:val="30"/>
-        </w:rPr>
-        <w:t>Hva Følger Med i Kjøpet (100 % Full Eiendomsrett):</w:t>
+        <w:t>Tekniske høydepunkter</w:t>
       </w:r>
     </w:p>
     <w:p>
@@ -318,14 +334,14 @@
           <w:color w:val="0F172A"/>
           <w:sz w:val="20"/>
         </w:rPr>
-        <w:t>1. Chrome Extension v1.0.0:</w:t>
+        <w:t xml:space="preserve">2-Sekunders DOM Auto-Tester: </w:t>
       </w:r>
       <w:r>
         <w:rPr>
           <w:color w:val="334155"/>
           <w:sz w:val="20"/>
         </w:rPr>
-        <w:t xml:space="preserve"> Komplett React 18 + Tailwind extension med 2-sekunders auto-tester, Shadow-DOM overlay og popup-katalog.</w:t>
+        <w:t>Tester koder sekvensielt og velger automatisk den koden som gir høyest besparelse.</w:t>
       </w:r>
     </w:p>
     <w:p>
@@ -339,14 +355,14 @@
           <w:color w:val="0F172A"/>
           <w:sz w:val="20"/>
         </w:rPr>
-        <w:t>2. Full Skybasert Admin Hub:</w:t>
+        <w:t xml:space="preserve">Shadow-DOM Floating Pill: </w:t>
       </w:r>
       <w:r>
         <w:rPr>
           <w:color w:val="334155"/>
           <w:sz w:val="20"/>
         </w:rPr>
-        <w:t xml:space="preserve"> Next.js 14 kontrollpanel med sanntids analyse, kupong-CMS og Gemini Flash AI deals-parser.</w:t>
+        <w:t>Rent overlegg som aldri krasjer eller kolliderer med nettsidens design.</w:t>
       </w:r>
     </w:p>
     <w:p>
@@ -360,14 +376,14 @@
           <w:color w:val="0F172A"/>
           <w:sz w:val="20"/>
         </w:rPr>
-        <w:t>3. Dokumentasjon &amp; Forretningsplan:</w:t>
+        <w:t xml:space="preserve">Gemini Flash AI Deals-Parser: </w:t>
       </w:r>
       <w:r>
         <w:rPr>
           <w:color w:val="334155"/>
           <w:sz w:val="20"/>
         </w:rPr>
-        <w:t xml:space="preserve"> Komplett markedsføringsstrategi, Go-To-Market plan og 3-års finansielle budsjetter.</w:t>
+        <w:t>Automatisk skanning og ekstrahering av nye rabattkoder fra e-poster og nyhetsbrev.</w:t>
       </w:r>
     </w:p>
     <w:p>
@@ -381,27 +397,14 @@
           <w:color w:val="0F172A"/>
           <w:sz w:val="20"/>
         </w:rPr>
-        <w:t>4. Produksjonsklar Container &amp; Kode:</w:t>
+        <w:t xml:space="preserve">Dynamisk Edge API: </w:t>
       </w:r>
       <w:r>
         <w:rPr>
           <w:color w:val="334155"/>
           <w:sz w:val="20"/>
         </w:rPr>
-        <w:t xml:space="preserve"> Multi-stage Dockerfile for Google Cloud Run og full kildekode på GitHub.</w:t>
-      </w:r>
-    </w:p>
-    <w:p>
-      <w:pPr>
-        <w:spacing w:before="280" w:after="80"/>
-      </w:pPr>
-      <w:r>
-        <w:rPr>
-          <w:b/>
-          <w:color w:val="0F172A"/>
-          <w:sz w:val="30"/>
-        </w:rPr>
-        <w:t>Hva Inkluderes i den Månedlige Driftsavtalen (kr 2 990/mnd):</w:t>
+        <w:t>Nye koder og affiliate-lenker distribueres umiddelbart uten oppdatering i Chrome Web Store.</w:t>
       </w:r>
     </w:p>
     <w:p>
@@ -415,14 +418,237 @@
           <w:color w:val="0F172A"/>
           <w:sz w:val="20"/>
         </w:rPr>
-        <w:t>Hosting &amp; Servere:</w:t>
+        <w:t xml:space="preserve">Chrome Web Store Ready: </w:t>
       </w:r>
       <w:r>
         <w:rPr>
           <w:color w:val="334155"/>
           <w:sz w:val="20"/>
         </w:rPr>
-        <w:t xml:space="preserve"> Full drift og overvåking på Google Cloud Run med 99,9 % oppetid.</w:t>
+        <w:t>Ferdig pakket ZIP-arkiv klar for umiddelbar opplasting.</w:t>
+      </w:r>
+    </w:p>
+    <w:p>
+      <w:pPr>
+        <w:spacing w:before="280" w:after="80"/>
+      </w:pPr>
+      <w:r>
+        <w:rPr>
+          <w:b/>
+          <w:color w:val="0F172A"/>
+          <w:sz w:val="28"/>
+        </w:rPr>
+        <w:t>Markedspotensial &amp; Forretningsmodell</w:t>
+      </w:r>
+    </w:p>
+    <w:p>
+      <w:pPr>
+        <w:spacing w:after="80" w:line="276" w:lineRule="auto"/>
+      </w:pPr>
+      <w:r>
+        <w:rPr>
+          <w:b w:val="0"/>
+          <w:color w:val="334155"/>
+          <w:sz w:val="21"/>
+        </w:rPr>
+        <w:t>Tradisjonelle kupong-utvidelser som Honey ignorerer SaaS-markedet. SaaS Coupon Spy fyller dette lukrative tomrommet.</w:t>
+      </w:r>
+    </w:p>
+    <w:p>
+      <w:pPr>
+        <w:spacing w:after="80" w:line="276" w:lineRule="auto"/>
+      </w:pPr>
+      <w:r>
+        <w:rPr>
+          <w:b w:val="0"/>
+          <w:color w:val="334155"/>
+          <w:sz w:val="21"/>
+        </w:rPr>
+        <w:t>Monetisering via 3 sterke inntektskilder:</w:t>
+      </w:r>
+    </w:p>
+    <w:p>
+      <w:pPr>
+        <w:spacing w:after="80" w:line="276" w:lineRule="auto"/>
+      </w:pPr>
+      <w:r>
+        <w:rPr>
+          <w:b w:val="0"/>
+          <w:color w:val="334155"/>
+          <w:sz w:val="21"/>
+        </w:rPr>
+        <w:t>1. High-Ticket Affiliate CPA ($35–$150 per salg på hosting, VPN og domener).</w:t>
+      </w:r>
+    </w:p>
+    <w:p>
+      <w:pPr>
+        <w:spacing w:after="80" w:line="276" w:lineRule="auto"/>
+      </w:pPr>
+      <w:r>
+        <w:rPr>
+          <w:b w:val="0"/>
+          <w:color w:val="334155"/>
+          <w:sz w:val="21"/>
+        </w:rPr>
+        <w:t>2. Recurring Revshare (20–50 % månedlig på abonnementer som Notion, ElevenLabs, Webflow).</w:t>
+      </w:r>
+    </w:p>
+    <w:p>
+      <w:pPr>
+        <w:spacing w:after="80" w:line="276" w:lineRule="auto"/>
+      </w:pPr>
+      <w:r>
+        <w:rPr>
+          <w:b w:val="0"/>
+          <w:color w:val="334155"/>
+          <w:sz w:val="21"/>
+        </w:rPr>
+        <w:t>3. B2B Sponsorater fra nye AI-startups som vil ligge øverst i katalogen.</w:t>
+      </w:r>
+    </w:p>
+    <w:p>
+      <w:pPr>
+        <w:spacing w:before="280" w:after="80"/>
+      </w:pPr>
+      <w:r>
+        <w:rPr>
+          <w:b/>
+          <w:color w:val="0F172A"/>
+          <w:sz w:val="28"/>
+        </w:rPr>
+        <w:t>Hvorfor selges den?</w:t>
+      </w:r>
+    </w:p>
+    <w:p>
+      <w:pPr>
+        <w:spacing w:after="80" w:line="276" w:lineRule="auto"/>
+      </w:pPr>
+      <w:r>
+        <w:rPr>
+          <w:b w:val="0"/>
+          <w:color w:val="334155"/>
+          <w:sz w:val="21"/>
+        </w:rPr>
+        <w:t>Utvidelsen og admin-huben selges komplett og nøkkelferdig. Eier har andre tekniske prosjekter i fokus, og ønsker å overlate denne høymargin-virksomheten til en gründer med teft for affiliate-markedsføring eller digital skalering.</w:t>
+      </w:r>
+    </w:p>
+    <w:p>
+      <w:pPr>
+        <w:spacing w:before="280" w:after="80"/>
+      </w:pPr>
+      <w:r>
+        <w:rPr>
+          <w:b/>
+          <w:color w:val="0F172A"/>
+          <w:sz w:val="28"/>
+        </w:rPr>
+        <w:t>Inkludert i salget</w:t>
+      </w:r>
+    </w:p>
+    <w:p>
+      <w:pPr>
+        <w:pStyle w:val="ListBullet"/>
+        <w:spacing w:after="60" w:line="276" w:lineRule="auto"/>
+      </w:pPr>
+      <w:r>
+        <w:rPr>
+          <w:color w:val="334155"/>
+          <w:sz w:val="20"/>
+        </w:rPr>
+        <w:t>Full overdragelse av kildekode og GitHub-repository (aiappsy/saas-coupon-spy).</w:t>
+      </w:r>
+    </w:p>
+    <w:p>
+      <w:pPr>
+        <w:pStyle w:val="ListBullet"/>
+        <w:spacing w:after="60" w:line="276" w:lineRule="auto"/>
+      </w:pPr>
+      <w:r>
+        <w:rPr>
+          <w:color w:val="334155"/>
+          <w:sz w:val="20"/>
+        </w:rPr>
+        <w:t>Ferdig Chrome Web Store ZIP-pakke (saas-coupon-spy-v1.0.0.zip).</w:t>
+      </w:r>
+    </w:p>
+    <w:p>
+      <w:pPr>
+        <w:pStyle w:val="ListBullet"/>
+        <w:spacing w:after="60" w:line="276" w:lineRule="auto"/>
+      </w:pPr>
+      <w:r>
+        <w:rPr>
+          <w:color w:val="334155"/>
+          <w:sz w:val="20"/>
+        </w:rPr>
+        <w:t>Next.js 14 Admin Portal med Kupong-CMS, Telemetri og Gemini Flash AI.</w:t>
+      </w:r>
+    </w:p>
+    <w:p>
+      <w:pPr>
+        <w:pStyle w:val="ListBullet"/>
+        <w:spacing w:after="60" w:line="276" w:lineRule="auto"/>
+      </w:pPr>
+      <w:r>
+        <w:rPr>
+          <w:color w:val="334155"/>
+          <w:sz w:val="20"/>
+        </w:rPr>
+        <w:t>Full 3-års forretningsplan og Go-To-Market plan.</w:t>
+      </w:r>
+    </w:p>
+    <w:p>
+      <w:pPr>
+        <w:pStyle w:val="ListBullet"/>
+        <w:spacing w:after="60" w:line="276" w:lineRule="auto"/>
+      </w:pPr>
+      <w:r>
+        <w:rPr>
+          <w:color w:val="334155"/>
+          <w:sz w:val="20"/>
+        </w:rPr>
+        <w:t>1-til-1 digital onboarding (1 time).</w:t>
+      </w:r>
+    </w:p>
+    <w:p>
+      <w:pPr>
+        <w:spacing w:before="280" w:after="80"/>
+      </w:pPr>
+      <w:r>
+        <w:rPr>
+          <w:b/>
+          <w:color w:val="0F172A"/>
+          <w:sz w:val="28"/>
+        </w:rPr>
+        <w:t>Pris og Betingelser</w:t>
+      </w:r>
+    </w:p>
+    <w:p>
+      <w:pPr>
+        <w:spacing w:after="80" w:line="276" w:lineRule="auto"/>
+      </w:pPr>
+      <w:r>
+        <w:rPr>
+          <w:b/>
+          <w:color w:val="334155"/>
+          <w:sz w:val="21"/>
+        </w:rPr>
+        <w:t>Kjøpesum: Kr. 69 000,- NOK (Engangsbeløp for 100 % fullt eierskap)</w:t>
+        <w:br/>
+        <w:t>Valgfri månedlig drifts- og SLA-avtale: Kr. 2 990,- NOK / måned (dekker Google Cloud Run servere, Gemini AI-kvoter, oppdatering av rabattkoder og teknisk support).</w:t>
+      </w:r>
+    </w:p>
+    <w:p>
+      <w:pPr>
+        <w:spacing w:before="280" w:after="80"/>
+      </w:pPr>
+      <w:r>
+        <w:rPr>
+          <w:b/>
+          <w:color w:val="0F172A"/>
+          <w:sz w:val="28"/>
+        </w:rPr>
+        <w:t>Kontaktinformasjon</w:t>
       </w:r>
     </w:p>
     <w:p>
@@ -436,14 +662,14 @@
           <w:color w:val="0F172A"/>
           <w:sz w:val="20"/>
         </w:rPr>
-        <w:t>AI API-kvoter:</w:t>
+        <w:t>Firma:</w:t>
       </w:r>
       <w:r>
         <w:rPr>
           <w:color w:val="334155"/>
           <w:sz w:val="20"/>
         </w:rPr>
-        <w:t xml:space="preserve"> Løpende API-forbruk til Gemini Flash for rabattkode-analyse inkludert.</w:t>
+        <w:t xml:space="preserve"> SaaS Coupon Spy / aiappsy</w:t>
       </w:r>
     </w:p>
     <w:p>
@@ -457,14 +683,14 @@
           <w:color w:val="0F172A"/>
           <w:sz w:val="20"/>
         </w:rPr>
-        <w:t>Kontinuerlig Vedlikehold:</w:t>
+        <w:t>Kontaktperson:</w:t>
       </w:r>
       <w:r>
         <w:rPr>
           <w:color w:val="334155"/>
           <w:sz w:val="20"/>
         </w:rPr>
-        <w:t xml:space="preserve"> Oppdatering av DOM-selektorer dersom checkout-sider endrer design.</w:t>
+        <w:t xml:space="preserve"> Pål Alexander Juritzen</w:t>
       </w:r>
     </w:p>
     <w:p>
@@ -478,14 +704,14 @@
           <w:color w:val="0F172A"/>
           <w:sz w:val="20"/>
         </w:rPr>
-        <w:t>Kupong-oppdateringer:</w:t>
+        <w:t>E-post:</w:t>
       </w:r>
       <w:r>
         <w:rPr>
           <w:color w:val="334155"/>
           <w:sz w:val="20"/>
         </w:rPr>
-        <w:t xml:space="preserve"> Månedlig kvalitetssikring og påfyll av nye verifiserte SaaS- og AI-tilbud.</w:t>
+        <w:t xml:space="preserve"> paljuritzen@gmail.com</w:t>
       </w:r>
     </w:p>
     <w:p>
@@ -499,106 +725,14 @@
           <w:color w:val="0F172A"/>
           <w:sz w:val="20"/>
         </w:rPr>
-        <w:t>Prioritert Support:</w:t>
+        <w:t>Nettside:</w:t>
       </w:r>
       <w:r>
         <w:rPr>
           <w:color w:val="334155"/>
           <w:sz w:val="20"/>
         </w:rPr>
-        <w:t xml:space="preserve"> Direkte tilgang til teknisk bistand og rådgivning.</w:t>
-      </w:r>
-    </w:p>
-    <w:p>
-      <w:pPr>
-        <w:spacing w:before="280" w:after="80"/>
-      </w:pPr>
-      <w:r>
-        <w:rPr>
-          <w:b/>
-          <w:color w:val="0F172A"/>
-          <w:sz w:val="30"/>
-        </w:rPr>
-        <w:t>Kontakt &amp; Overdragelse:</w:t>
-      </w:r>
-    </w:p>
-    <w:p>
-      <w:pPr>
-        <w:pStyle w:val="ListBullet"/>
-        <w:spacing w:after="60" w:line="276" w:lineRule="auto"/>
-      </w:pPr>
-      <w:r>
-        <w:rPr>
-          <w:b/>
-          <w:color w:val="0F172A"/>
-          <w:sz w:val="20"/>
-        </w:rPr>
-        <w:t>1. Avtale:</w:t>
-      </w:r>
-      <w:r>
-        <w:rPr>
-          <w:color w:val="334155"/>
-          <w:sz w:val="20"/>
-        </w:rPr>
-        <w:t xml:space="preserve"> Signering av kjøpekontrakt og overdragelsesavtale.</w:t>
-      </w:r>
-    </w:p>
-    <w:p>
-      <w:pPr>
-        <w:pStyle w:val="ListBullet"/>
-        <w:spacing w:after="60" w:line="276" w:lineRule="auto"/>
-      </w:pPr>
-      <w:r>
-        <w:rPr>
-          <w:b/>
-          <w:color w:val="0F172A"/>
-          <w:sz w:val="20"/>
-        </w:rPr>
-        <w:t>2. Overføring:</w:t>
-      </w:r>
-      <w:r>
-        <w:rPr>
-          <w:color w:val="334155"/>
-          <w:sz w:val="20"/>
-        </w:rPr>
-        <w:t xml:space="preserve"> Overføring av GitHub-kildekode, tilganger og domener.</w:t>
-      </w:r>
-    </w:p>
-    <w:p>
-      <w:pPr>
-        <w:pStyle w:val="ListBullet"/>
-        <w:spacing w:after="60" w:line="276" w:lineRule="auto"/>
-      </w:pPr>
-      <w:r>
-        <w:rPr>
-          <w:b/>
-          <w:color w:val="0F172A"/>
-          <w:sz w:val="20"/>
-        </w:rPr>
-        <w:t>3. Onboarding:</w:t>
-      </w:r>
-      <w:r>
-        <w:rPr>
-          <w:color w:val="334155"/>
-          <w:sz w:val="20"/>
-        </w:rPr>
-        <w:t xml:space="preserve"> 1-til-1 digital onboarding (1 time) for full innføring i systemet.</w:t>
-      </w:r>
-    </w:p>
-    <w:p>
-      <w:pPr>
-        <w:spacing w:after="80" w:line="276" w:lineRule="auto"/>
-      </w:pPr>
-      <w:r>
-        <w:rPr>
-          <w:b/>
-          <w:color w:val="334155"/>
-          <w:sz w:val="21"/>
-        </w:rPr>
-        <w:br/>
-        <w:t>Kontakt for demo og oversendelse av fullt prospekt:</w:t>
-        <w:br/>
-        <w:t>E-post: paljuritzen@gmail.com | GitHub: github.com/aiappsy/saas-coupon-spy</w:t>
+        <w:t xml:space="preserve"> https://github.com/aiappsy/saas-coupon-spy</w:t>
       </w:r>
     </w:p>
     <w:sectPr>
